--- a/docs/LangAI3.0_AI_Disclosure.docx
+++ b/docs/LangAI3.0_AI_Disclosure.docx
@@ -393,7 +393,7 @@
     </w:p>
     <w:p>
       <w:r>
-        <w:t>Date: 26 September 2026</w:t>
+        <w:t>Date: 27 September 2026</w:t>
       </w:r>
     </w:p>
     <w:p/>
